--- a/cf/sh/u/files/u030.docx
+++ b/cf/sh/u/files/u030.docx
@@ -20,7 +20,7 @@
     </w:p>
     <w:p>
       <w:r>
-        <w:t>請針對每個題目，把答案填在「回答：」後面（越具體越好）；填好後請放回您的部門資料夾即可，不需回信。</w:t>
+        <w:t>這份問卷是想更了解您的實際作業，好把您的 AI 助理做得更貼近需求。第一部分請把答案填在「回答：」後面（越具體越好）；第二部分只是先讓您了解，之後用的時候再一起調整，不用現在填。填好後放回您的部門資料夾即可，不需回信。</w:t>
       </w:r>
     </w:p>
     <w:p>
@@ -32,8 +32,16 @@
       </w:r>
     </w:p>
     <w:p>
+      <w:pPr>
+        <w:pStyle w:val="Heading2"/>
+      </w:pPr>
       <w:r>
-        <w:t>1. 本題出貨備料與運送進台積屬純實體作業，AI 無法執行；是否願意先切出周邊文書子任務（如預留單到備料的核對清單彙整）？</w:t>
+        <w:t>一、請您提供或確認的事情</w:t>
+      </w:r>
+    </w:p>
+    <w:p>
+      <w:r>
+        <w:t>1. 這題主要是實體出貨備料和把物料送進台積，這部分 AI 幫不上（沒辦法幫您搬料、上架、運送）</w:t>
       </w:r>
     </w:p>
     <w:p>
@@ -43,7 +51,7 @@
     </w:p>
     <w:p>
       <w:r>
-        <w:t>2. 預留單的固定欄位與格式為何？來源是 mail 附件還是 ERP 匯出？</w:t>
+        <w:t>2. 如果要 AI 幫忙，只能切出旁邊的文書小事，例如：拿到工程部預留單後，幫您整理成一張備料核對清單</w:t>
       </w:r>
     </w:p>
     <w:p>
@@ -53,7 +61,7 @@
     </w:p>
     <w:p>
       <w:r>
-        <w:t>3. ERP 是否能定期匯出出料／庫存的結構化檔（CSV/Excel）供 Agent 使用？</w:t>
+        <w:t>3. 請提供預留單的固定欄位（有哪些欄、每欄意思），AI 才能幫您把它整成清單</w:t>
       </w:r>
     </w:p>
     <w:p>
@@ -63,7 +71,7 @@
     </w:p>
     <w:p>
       <w:r>
-        <w:t>4. 備料完成後的送料回報是否需要固定格式的回報草稿？</w:t>
+        <w:t>4. 請提供 ERP 匯出的出料／庫存檔格式，以及送料完成回報要填哪些欄位</w:t>
       </w:r>
     </w:p>
     <w:p>
@@ -73,7 +81,7 @@
     </w:p>
     <w:p>
       <w:r>
-        <w:t>5. 是否已評估導入 WMS／條碼／RFID 讓出入庫產生結構化紀錄？</w:t>
+        <w:t>5. 如果要做「進廠物料對照預留單、標出哪裡不一樣」，請提供料件對照表</w:t>
       </w:r>
     </w:p>
     <w:p>
@@ -82,13 +90,31 @@
       </w:r>
     </w:p>
     <w:p>
+      <w:pPr>
+        <w:pStyle w:val="Heading2"/>
+      </w:pPr>
       <w:r>
-        <w:t>6. 料件對照表（品名／料號／規格）是否已建立？</w:t>
+        <w:t>二、要用了之後、跟 AI 一起調整的事情（先了解即可，不用現在填）</w:t>
       </w:r>
     </w:p>
     <w:p>
       <w:r>
-        <w:t>回答：</w:t>
+        <w:t>• 本題主要靠人：實體備料、打板、運送進台積這些現場工作，AI 無法代勞</w:t>
+      </w:r>
+    </w:p>
+    <w:p>
+      <w:r>
+        <w:t>• 若之後切出「預留單轉備料核對清單」這種文書子題，AI 可以出清單初稿，您現場核對</w:t>
+      </w:r>
+    </w:p>
+    <w:p>
+      <w:r>
+        <w:t>• 建議先評估導入條碼／WMS 等工具，把出入庫變成電子紀錄，之後 AI 才好接手後段整理</w:t>
+      </w:r>
+    </w:p>
+    <w:p>
+      <w:r>
+        <w:t>• 任何 AI 產出的清單都只是輔助，實際備料對錯還是以現場和您的判斷為準</w:t>
       </w:r>
     </w:p>
     <w:p/>
@@ -101,8 +127,16 @@
       </w:r>
     </w:p>
     <w:p>
+      <w:pPr>
+        <w:pStyle w:val="Heading2"/>
+      </w:pPr>
       <w:r>
-        <w:t>1. 本題進貨整理、出貨備料、物料運送屬純實體作業，AI 無法執行；是否願意先切出周邊文書子任務（如預留單彙整與備料檢核清單）？</w:t>
+        <w:t>一、請您提供或確認的事情</w:t>
+      </w:r>
+    </w:p>
+    <w:p>
+      <w:r>
+        <w:t>1. 這題主要是倉庫進貨整理、備料、運送這些現場動手的事，AI 幫不上忙</w:t>
       </w:r>
     </w:p>
     <w:p>
@@ -112,7 +146,7 @@
     </w:p>
     <w:p>
       <w:r>
-        <w:t>2. 助理發送的預留單來源是 ERP 查詢結果還是 mail？能否匯出結構化檔？</w:t>
+        <w:t>2. 能請 AI 做的只有旁邊的文書，例如：把助理發的預留單整理成備料檢核清單、或做一個 ERP 倉儲常見問答查詢</w:t>
       </w:r>
     </w:p>
     <w:p>
@@ -122,7 +156,7 @@
     </w:p>
     <w:p>
       <w:r>
-        <w:t>3. ERP 倉儲常見問答（FAQ）是否有既有文件可放全文查找知識庫供查詢？</w:t>
+        <w:t>3. 請提供預留單的固定欄位，AI 才能幫您整理成清單</w:t>
       </w:r>
     </w:p>
     <w:p>
@@ -132,7 +166,7 @@
     </w:p>
     <w:p>
       <w:r>
-        <w:t>4. 料件對照表（品名／料號／規格／單位）是否已建立？</w:t>
+        <w:t>4. 請提供進貨到貨、缺料要記哪些欄位，以及料件對照表</w:t>
       </w:r>
     </w:p>
     <w:p>
@@ -142,7 +176,7 @@
     </w:p>
     <w:p>
       <w:r>
-        <w:t>5. 進貨到貨明細登錄是否需要固定格式的草稿產出？</w:t>
+        <w:t>5. 如果想做「倉儲常見問答」，請提供 ERP 操作或倉儲規則的說明文件當作 AI 的知識庫</w:t>
       </w:r>
     </w:p>
     <w:p>
@@ -151,13 +185,31 @@
       </w:r>
     </w:p>
     <w:p>
+      <w:pPr>
+        <w:pStyle w:val="Heading2"/>
+      </w:pPr>
       <w:r>
-        <w:t>6. 是否已評估導入 WMS／條碼／RFID？</w:t>
+        <w:t>二、要用了之後、跟 AI 一起調整的事情（先了解即可，不用現在填）</w:t>
       </w:r>
     </w:p>
     <w:p>
       <w:r>
-        <w:t>回答：</w:t>
+        <w:t>• 本題主要靠人：進貨整理、揀貨備料、運送都是現場作業，AI 無法執行</w:t>
+      </w:r>
+    </w:p>
+    <w:p>
+      <w:r>
+        <w:t>• 若之後切出「預留單彙整成檢核清單」子題，AI 出清單初稿、您現場核對</w:t>
+      </w:r>
+    </w:p>
+    <w:p>
+      <w:r>
+        <w:t>• 若做常見問答查詢，AI 查不到會誠實說沒有，不會亂編，最後仍由您把關</w:t>
+      </w:r>
+    </w:p>
+    <w:p>
+      <w:r>
+        <w:t>• 建議先把出入庫改成條碼／電子紀錄，AI 之後才能接手做彙整</w:t>
       </w:r>
     </w:p>
     <w:p/>
@@ -170,8 +222,16 @@
       </w:r>
     </w:p>
     <w:p>
+      <w:pPr>
+        <w:pStyle w:val="Heading2"/>
+      </w:pPr>
       <w:r>
-        <w:t>1. 本題進料整理、入庫、出庫、運送屬純實體作業，AI 無法執行；是否願意先切出周邊文書子任務（如預留單欄位標準化與備料清單）？</w:t>
+        <w:t>一、請您提供或確認的事情</w:t>
+      </w:r>
+    </w:p>
+    <w:p>
+      <w:r>
+        <w:t>1. 這題主要是進料整理、入庫、出庫、運送這些實體倉管動作，AI 沒辦法代做</w:t>
       </w:r>
     </w:p>
     <w:p>
@@ -181,7 +241,7 @@
     </w:p>
     <w:p>
       <w:r>
-        <w:t>2. 工程部預留單（助理 ERP）能否定期匯出結構化檔？欄位是否固定？</w:t>
+        <w:t>2. 能交給 AI 的是旁邊的文書，例如：把工程部預留單的欄位整理統一、彙整成備料清單</w:t>
       </w:r>
     </w:p>
     <w:p>
@@ -191,7 +251,7 @@
     </w:p>
     <w:p>
       <w:r>
-        <w:t>3. 料件對照表（品名／料號／規格／單位）是否已建立？</w:t>
+        <w:t>3. 請提供預留單的固定欄位和每欄意思，AI 才能幫您標準化</w:t>
       </w:r>
     </w:p>
     <w:p>
@@ -201,7 +261,7 @@
     </w:p>
     <w:p>
       <w:r>
-        <w:t>4. 入出庫明細登錄是否需要固定格式草稿？</w:t>
+        <w:t>4. 請提供入出庫、領退料要記哪些欄位，以及最後要整成的 Excel 格式範本</w:t>
       </w:r>
     </w:p>
     <w:p>
@@ -211,7 +271,7 @@
     </w:p>
     <w:p>
       <w:r>
-        <w:t>5. 領料/退料紀錄是否需要整理草稿？</w:t>
+        <w:t>5. 如果要做「料件對照預留單、標出差異」，請提供料件對照表</w:t>
       </w:r>
     </w:p>
     <w:p>
@@ -220,13 +280,31 @@
       </w:r>
     </w:p>
     <w:p>
+      <w:pPr>
+        <w:pStyle w:val="Heading2"/>
+      </w:pPr>
       <w:r>
-        <w:t>6. 是否已評估導入 WMS／條碼／RFID？</w:t>
+        <w:t>二、要用了之後、跟 AI 一起調整的事情（先了解即可，不用現在填）</w:t>
       </w:r>
     </w:p>
     <w:p>
       <w:r>
-        <w:t>回答：</w:t>
+        <w:t>• 本題主要靠人：進料、上架、出庫、運送都是現場作業，AI 無法執行</w:t>
+      </w:r>
+    </w:p>
+    <w:p>
+      <w:r>
+        <w:t>• 若之後切出「預留單欄位標準化、備料清單彙整」子題，AI 出初稿、您覆核</w:t>
+      </w:r>
+    </w:p>
+    <w:p>
+      <w:r>
+        <w:t>• AI 整理時遇到缺漏會標「待補」，不會亂填，您補齊後再跑</w:t>
+      </w:r>
+    </w:p>
+    <w:p>
+      <w:r>
+        <w:t>• 建議先評估條碼／WMS，把出入庫變成電子紀錄，AI 才好接後段文書</w:t>
       </w:r>
     </w:p>
     <w:p/>
